--- a/paper/contamsens_manuscript.docx
+++ b/paper/contamsens_manuscript.docx
@@ -319,7 +319,7 @@
           <w:sz w:val="22"/>
           <w:szCs w:val="22"/>
         </w:rPr>
-        <w:t xml:space="preserve"> rather than merely in practice. Detection yields a contestable binary that vendors dispute and no protocol adjudicates. And detection is silent on the decision-relevant question: a benchmark can be contaminated with the ranking robust, or barely contaminated with the ranking fragile; detection cannot tell these apart.</w:t>
+        <w:t xml:space="preserve"> rather than merely in practice. Detection yields a contestable binary that vendors dispute and no protocol adjudicates. And detection is silent on the decision-relevant question: a benchmark can be contaminated with the ranking robust, or barely contaminated with the ranking fragile; detection cannot tell these apart. The partial-identification tradition [Manski, 2003] gives the honest alternative: when a quantity cannot be point-identified, report the set of values consistent with the data and every assumption you are willing to defend.</w:t>
       </w:r>
     </w:p>
     <w:p>
@@ -365,7 +365,7 @@
           <w:sz w:val="22"/>
           <w:szCs w:val="22"/>
         </w:rPr>
-        <w:t xml:space="preserve">Causal inference confronted exactly this epistemology half a century ago. When a confounder cannot be measured, one does not detect it; one reports </w:t>
+        <w:t xml:space="preserve">Causal inference confronted exactly this epistemology four decades ago. When a confounder cannot be measured, one does not detect it; one reports </w:t>
       </w:r>
       <w:r>
         <w:rPr>
@@ -2257,7 +2257,7 @@
           <wp:inline distT="0" distB="0" distL="0" distR="0">
             <wp:extent cx="5715000" cy="3028950"/>
             <wp:effectExtent t="0" r="0" b="0" l="0"/>
-            <wp:docPr id="1" name="f17_confirmatory.png" descr="Figure 3: The pre-registered confirmatory audit. Each point is one adjacent leaderboard claim's Γ* at π = 0.1; gold bars mark the frozen stratum Λ_ref (0.42 HellaSwag, 0.355 elsewhere). Red claims fall below the calibrated contamination strength (49/58 = 84.5%); green claims survive." title="Figure 3: The pre-registered confirmatory audit. Each point "/>
+            <wp:docPr id="1" name="f17_confirmatory.png" descr="Figure 3: The pre-registered confirmatory audit. Each point is one adjacent leaderboard claim's Γ* at π = 0.1; gold bars mark the frozen stratum Λ_ref (0.42 HellaSwag, 0.355 elsewhere). Vermillion claims fall below the calibrated contamination strength (49/58 = 84.5%); blue claims survive." title="Figure 3: The pre-registered confirmatory audit. Each point "/>
             <wp:cNvGraphicFramePr>
               <a:graphicFrameLocks xmlns:a="http://schemas.openxmlformats.org/drawingml/2006/main" noChangeAspect="1"/>
             </wp:cNvGraphicFramePr>
@@ -2304,7 +2304,7 @@
           <w:sz w:val="19"/>
           <w:szCs w:val="19"/>
         </w:rPr>
-        <w:t xml:space="preserve">Figure 3: The pre-registered confirmatory audit. Each point is one adjacent leaderboard claim's Γ* at π = 0.1; gold bars mark the frozen stratum Λ_ref (0.42 HellaSwag, 0.355 elsewhere). Red claims fall below the calibrated contamination strength (49/58 = 84.5%); green claims survive.</w:t>
+        <w:t xml:space="preserve">Figure 3: The pre-registered confirmatory audit. Each point is one adjacent leaderboard claim's Γ* at π = 0.1; gold bars mark the frozen stratum Λ_ref (0.42 HellaSwag, 0.355 elsewhere). Vermillion claims fall below the calibrated contamination strength (49/58 = 84.5%); blue claims survive.</w:t>
       </w:r>
     </w:p>
     <w:p>
@@ -2318,9 +2318,23 @@
           <w:sz w:val="22"/>
           <w:szCs w:val="22"/>
         </w:rPr>
+        <w:t xml:space="preserve">The exact test treats claims as independent, and adjacent claims are not: consecutive pairs share a model, and the same sixteen models recur across tasks. Three checks show the conclusion does not lean on that assumption. Splitting each task's chain into alternating halves, which share no model within a task, gives 83.3% and 85.7% non-robust (each p ≈ 3×10⁻¹¹). Every task rejects H4 on its own, the weakest being GSM8K at p = 0.017. And at the observed rate the exact test rejects for any effective sample size of three or more claims, so dependence would have to erase essentially all of the information in the corpus to change the answer.</w:t>
+      </w:r>
+    </w:p>
+    <w:p>
+      <w:pPr>
+        <w:spacing w:after="120" w:line="300"/>
+        <w:jc w:val="both"/>
+      </w:pPr>
+      <w:r>
+        <w:rPr>
+          <w:rFonts w:ascii="Times New Roman" w:cs="Times New Roman" w:eastAsia="Times New Roman" w:hAnsi="Times New Roman"/>
+          <w:sz w:val="22"/>
+          <w:szCs w:val="22"/>
+        </w:rPr>
         <w:t xml:space="preserve">The protocol was pre-registered on the Open Science Framework (</w:t>
       </w:r>
-      <w:hyperlink w:history="1" r:id="rIdjpq-bz9ntmesmkvhiozsh">
+      <w:hyperlink w:history="1" r:id="rId3chntmeblycgdbeoiqlz_">
         <w:r>
           <w:rPr>
             <w:rFonts w:ascii="Times New Roman" w:cs="Times New Roman" w:eastAsia="Times New Roman" w:hAnsi="Times New Roman"/>
@@ -3719,7 +3733,7 @@
         </w:rPr>
         <w:t xml:space="preserve">Code, data artifacts, and this manuscript are public at </w:t>
       </w:r>
-      <w:hyperlink w:history="1" r:id="rIdweysmnhnvggtpcvxgnhvg">
+      <w:hyperlink w:history="1" r:id="rIdkszffwstynnxeiabme-1w">
         <w:r>
           <w:rPr>
             <w:rFonts w:ascii="Times New Roman" w:cs="Times New Roman" w:eastAsia="Times New Roman" w:hAnsi="Times New Roman"/>
@@ -3817,7 +3831,7 @@
         </w:rPr>
         <w:t xml:space="preserve">The confirmatory analysis (§9.1) was pre-registered at </w:t>
       </w:r>
-      <w:hyperlink w:history="1" r:id="rId4bdjl2ztzqzvuwxjyuvbu">
+      <w:hyperlink w:history="1" r:id="rIdkhk0ekzyspx7wvrtdg9t9">
         <w:r>
           <w:rPr>
             <w:rFonts w:ascii="Times New Roman" w:cs="Times New Roman" w:eastAsia="Times New Roman" w:hAnsi="Times New Roman"/>

--- a/paper/contamsens_manuscript.docx
+++ b/paper/contamsens_manuscript.docx
@@ -2334,7 +2334,7 @@
         </w:rPr>
         <w:t xml:space="preserve">The protocol was pre-registered on the Open Science Framework (</w:t>
       </w:r>
-      <w:hyperlink w:history="1" r:id="rId3chntmeblycgdbeoiqlz_">
+      <w:hyperlink w:history="1" r:id="rIdpqp0lcj426u__ss2siqwu">
         <w:r>
           <w:rPr>
             <w:rFonts w:ascii="Times New Roman" w:cs="Times New Roman" w:eastAsia="Times New Roman" w:hAnsi="Times New Roman"/>
@@ -2619,7 +2619,25 @@
           <w:sz w:val="22"/>
           <w:szCs w:val="22"/>
         </w:rPr>
-        <w:t xml:space="preserve"> Γ* collapses to Δ̂/π only when items are binary and measured once, because the per-item deflation capacity degenerates (Lemma A.1): d(0) = d(1) = 0 for every Λ &lt; 1. That is a statement about how impoverished single-draw accuracy data is, and it is worth hearing. Where richer data exists the machinery genuinely separates: with continuous per-item scores the sharp knapsack binds strictly tighter than πΛ (§9, TSFM atlas), and at m = 20 repeated draws it certifies Γ* = 0.172 against the simple bound's 0.154 (§10). The leaderboards audited here publish the weakest data they could; the reduction is the price of that, and it is the argument for §10's prescription that benchmarks publish repeated draws.</w:t>
+        <w:t xml:space="preserve"> Γ* collapses to Δ̂/π only when items are binary and measured once, because the per-item deflation capacity degenerates (Lemma A.1): d(0) = d(1) = 0 for every Λ &lt; 1. That is a statement about how impoverished single-draw accuracy data is, and it is worth hearing — and it is now a theorem, not an observation. Theorem 5 (Appendix A.9) shows that with one binary draw per item the observable law is Bernoulli in the mean alone, exhibits two indistinguishable populations whose clean means differ by exactly πΛ, and concludes that </w:t>
+      </w:r>
+      <w:r>
+        <w:rPr>
+          <w:rFonts w:ascii="Times New Roman" w:cs="Times New Roman" w:eastAsia="Times New Roman" w:hAnsi="Times New Roman"/>
+          <w:i/>
+          <w:iCs/>
+          <w:sz w:val="22"/>
+          <w:szCs w:val="22"/>
+        </w:rPr>
+        <w:t xml:space="preserve">no</w:t>
+      </w:r>
+      <w:r>
+        <w:rPr>
+          <w:rFonts w:ascii="Times New Roman" w:cs="Times New Roman" w:eastAsia="Times New Roman" w:hAnsi="Times New Roman"/>
+          <w:sz w:val="22"/>
+          <w:szCs w:val="22"/>
+        </w:rPr>
+        <w:t xml:space="preserve"> procedure, ours or anyone's, can certify robustness beyond Δ̂/(π(1+ρ)) from such data. The ruler is minimax-optimal. Where richer data exists the machinery genuinely separates: with continuous per-item scores the sharp knapsack binds strictly tighter than πΛ (§9, TSFM atlas), and at m = 20 repeated draws it certifies Γ* = 0.172 against the simple bound's 0.154 (§10). The leaderboards audited here publish the weakest data they could; the reduction is the price of that, and it is the argument for §10's prescription that benchmarks publish repeated draws.</w:t>
       </w:r>
     </w:p>
     <w:p>
@@ -3733,7 +3751,7 @@
         </w:rPr>
         <w:t xml:space="preserve">Code, data artifacts, and this manuscript are public at </w:t>
       </w:r>
-      <w:hyperlink w:history="1" r:id="rIdkszffwstynnxeiabme-1w">
+      <w:hyperlink w:history="1" r:id="rIdlxisbnrxhjeqycr9dmiqq">
         <w:r>
           <w:rPr>
             <w:rFonts w:ascii="Times New Roman" w:cs="Times New Roman" w:eastAsia="Times New Roman" w:hAnsi="Times New Roman"/>
@@ -3831,7 +3849,7 @@
         </w:rPr>
         <w:t xml:space="preserve">The confirmatory analysis (§9.1) was pre-registered at </w:t>
       </w:r>
-      <w:hyperlink w:history="1" r:id="rIdkhk0ekzyspx7wvrtdg9t9">
+      <w:hyperlink w:history="1" r:id="rId_mfycooxwonqjdkudptri">
         <w:r>
           <w:rPr>
             <w:rFonts w:ascii="Times New Roman" w:cs="Times New Roman" w:eastAsia="Times New Roman" w:hAnsi="Times New Roman"/>
@@ -4976,6 +4994,169 @@
           <w:szCs w:val="20"/>
         </w:rPr>
         <w:t xml:space="preserve">p2b_spillover_fix.csv</w:t>
+      </w:r>
+      <w:r>
+        <w:rPr>
+          <w:rFonts w:ascii="Times New Roman" w:cs="Times New Roman" w:eastAsia="Times New Roman" w:hAnsi="Times New Roman"/>
+          <w:sz w:val="22"/>
+          <w:szCs w:val="22"/>
+        </w:rPr>
+        <w:t xml:space="preserve">]</w:t>
+      </w:r>
+    </w:p>
+    <w:p>
+      <w:pPr>
+        <w:pStyle w:val="Heading1"/>
+      </w:pPr>
+      <w:r>
+        <w:rPr>
+          <w:rFonts w:ascii="Times New Roman" w:cs="Times New Roman" w:eastAsia="Times New Roman" w:hAnsi="Times New Roman"/>
+          <w:sz w:val="22"/>
+          <w:szCs w:val="22"/>
+        </w:rPr>
+        <w:t xml:space="preserve">A.9 Theorem 5 (minimax optimality of the simple bound in the binary regime)</w:t>
+      </w:r>
+    </w:p>
+    <w:p>
+      <w:pPr>
+        <w:spacing w:after="120" w:line="300"/>
+        <w:jc w:val="both"/>
+      </w:pPr>
+      <w:r>
+        <w:rPr>
+          <w:rFonts w:ascii="Times New Roman" w:cs="Times New Roman" w:eastAsia="Times New Roman" w:hAnsi="Times New Roman"/>
+          <w:b/>
+          <w:bCs/>
+          <w:sz w:val="22"/>
+          <w:szCs w:val="22"/>
+        </w:rPr>
+        <w:t xml:space="preserve">Setting.</w:t>
+      </w:r>
+      <w:r>
+        <w:rPr>
+          <w:rFonts w:ascii="Times New Roman" w:cs="Times New Roman" w:eastAsia="Times New Roman" w:hAnsi="Times New Roman"/>
+          <w:sz w:val="22"/>
+          <w:szCs w:val="22"/>
+        </w:rPr>
+        <w:t xml:space="preserve"> Single-draw binary regime R2 under the iid item sampling of Theorem 4: items are drawn from a population P over (p*, c, δ); the analyst observes one draw y ~ Bernoulli(p) per item, p = p* + cδ, with E[c] ≤ π and, in CSM±, −Λ⁻p* ≤ δ ≤ Λ⁺(1 − p*). The estimand is θ(P) = E[p*]; write μ(P) = E[p] and Λ = Λ⁺.</w:t>
+      </w:r>
+    </w:p>
+    <w:p>
+      <w:pPr>
+        <w:spacing w:after="120" w:line="300"/>
+        <w:jc w:val="both"/>
+      </w:pPr>
+      <w:r>
+        <w:rPr>
+          <w:rFonts w:ascii="Times New Roman" w:cs="Times New Roman" w:eastAsia="Times New Roman" w:hAnsi="Times New Roman"/>
+          <w:b/>
+          <w:bCs/>
+          <w:sz w:val="22"/>
+          <w:szCs w:val="22"/>
+        </w:rPr>
+        <w:t xml:space="preserve">Theorem 5 (statement).</w:t>
+      </w:r>
+      <w:r>
+        <w:rPr>
+          <w:rFonts w:ascii="Times New Roman" w:cs="Times New Roman" w:eastAsia="Times New Roman" w:hAnsi="Times New Roman"/>
+          <w:sz w:val="22"/>
+          <w:szCs w:val="22"/>
+        </w:rPr>
+        <w:t xml:space="preserve"> (i) With one draw per item the observable law is iid Bernoulli(μ(P)): populations with equal μ are exactly indistinguishable at every sample size. (ii) For interior μ (πΛ ≤ μ ≤ 1 − π(1−Λ)), the identified set for θ given μ is exactly [μ − πΛ, μ] at ρ = 0, and the width πΛ is attained by a feasible population. (iii) Any interval procedure uniformly valid over the model class has width at least πΛ; any claim-robustness procedure can certify at most Γ* = Δ/(π(1+ρ)). The reduction of §9.2 is therefore not a limitation of our estimator: it is the full information content of single-draw binary data.</w:t>
+      </w:r>
+    </w:p>
+    <w:p>
+      <w:pPr>
+        <w:spacing w:after="120" w:line="300"/>
+        <w:jc w:val="both"/>
+      </w:pPr>
+      <w:r>
+        <w:rPr>
+          <w:rFonts w:ascii="Times New Roman" w:cs="Times New Roman" w:eastAsia="Times New Roman" w:hAnsi="Times New Roman"/>
+          <w:b/>
+          <w:bCs/>
+          <w:sz w:val="22"/>
+          <w:szCs w:val="22"/>
+        </w:rPr>
+        <w:t xml:space="preserve">Proof.</w:t>
+      </w:r>
+      <w:r>
+        <w:rPr>
+          <w:rFonts w:ascii="Times New Roman" w:cs="Times New Roman" w:eastAsia="Times New Roman" w:hAnsi="Times New Roman"/>
+          <w:sz w:val="22"/>
+          <w:szCs w:val="22"/>
+        </w:rPr>
+        <w:t xml:space="preserve"> (i) Conditional on an item, y is Bernoulli(p); marginalising over P, a single draw is Bernoulli(E[p]) and items are iid, so the sample is iid Bernoulli(μ). Higher moments of p are not identified with one draw per item. (ii) Upper endpoint: at ρ = 0, δ ≥ 0, so θ ≤ μ, attained by the uncontaminated population p* ≡ μ. Lower endpoint: feasibility requires δ ≤ min(p, Λ(1 − p*)) and the two constraints cross at p = Λ, where p* = 0 and δ = Λ are simultaneously feasible; so per-item bias is at most Λ and E[cδ] ≤ πΛ. Attainment: let P₂ place mass π on contaminated items with p* = 0, δ = Λ (hence p = Λ) and mass 1 − π on clean items with p* = (μ − πΛ)/(1 − π), which lies in [0, 1] exactly on the stated interior range. Then μ(P₂) = μ and θ(P₂) = μ − πΛ. The population P₁ with p* ≡ μ, c ≡ 0 has μ(P₁) = μ and θ(P₁) = μ. By (i) the two are indistinguishable, so both endpoints belong to the identified set, and by the bias bound nothing below μ − πΛ does. (iii) A uniformly valid interval must contain θ(P₁) = μ and θ(P₂) = μ − πΛ on data laws it cannot tell apart, hence has width ≥ πΛ. For a claim A ≻ B with margin Δ, applying the P₂ construction to model A (deflation at Λ⁺) and its mirror to model B (inflation at Λ⁻ = ρΛ⁺) reverses the population margin whenever πΛ(1 + ρ) &gt; Δ while leaving both observable laws unchanged; hence no procedure can certify robustness at any Λ &gt; Δ/(π(1+ρ)). ∎</w:t>
+      </w:r>
+    </w:p>
+    <w:p>
+      <w:pPr>
+        <w:spacing w:after="120" w:line="300"/>
+        <w:jc w:val="both"/>
+      </w:pPr>
+      <w:r>
+        <w:rPr>
+          <w:rFonts w:ascii="Times New Roman" w:cs="Times New Roman" w:eastAsia="Times New Roman" w:hAnsi="Times New Roman"/>
+          <w:sz w:val="22"/>
+          <w:szCs w:val="22"/>
+        </w:rPr>
+        <w:t xml:space="preserve">The library's </w:t>
+      </w:r>
+      <w:r>
+        <w:rPr>
+          <w:rFonts w:ascii="Consolas" w:cs="Consolas" w:eastAsia="Consolas" w:hAnsi="Consolas"/>
+          <w:sz w:val="20"/>
+          <w:szCs w:val="20"/>
+        </w:rPr>
+        <w:t xml:space="preserve">max_bias_simple</w:t>
+      </w:r>
+      <w:r>
+        <w:rPr>
+          <w:rFonts w:ascii="Times New Roman" w:cs="Times New Roman" w:eastAsia="Times New Roman" w:hAnsi="Times New Roman"/>
+          <w:sz w:val="22"/>
+          <w:szCs w:val="22"/>
+        </w:rPr>
+        <w:t xml:space="preserve"> reports exactly this width, and </w:t>
+      </w:r>
+      <w:r>
+        <w:rPr>
+          <w:rFonts w:ascii="Consolas" w:cs="Consolas" w:eastAsia="Consolas" w:hAnsi="Consolas"/>
+          <w:sz w:val="20"/>
+          <w:szCs w:val="20"/>
+        </w:rPr>
+        <w:t xml:space="preserve">gamma_star(..., simple=True)</w:t>
+      </w:r>
+      <w:r>
+        <w:rPr>
+          <w:rFonts w:ascii="Times New Roman" w:cs="Times New Roman" w:eastAsia="Times New Roman" w:hAnsi="Times New Roman"/>
+          <w:sz w:val="22"/>
+          <w:szCs w:val="22"/>
+        </w:rPr>
+        <w:t xml:space="preserve"> the certificate ceiling. [</w:t>
+      </w:r>
+      <w:r>
+        <w:rPr>
+          <w:rFonts w:ascii="Consolas" w:cs="Consolas" w:eastAsia="Consolas" w:hAnsi="Consolas"/>
+          <w:sz w:val="20"/>
+          <w:szCs w:val="20"/>
+        </w:rPr>
+        <w:t xml:space="preserve">test_minimax_indistinguishable_pair</w:t>
+      </w:r>
+      <w:r>
+        <w:rPr>
+          <w:rFonts w:ascii="Times New Roman" w:cs="Times New Roman" w:eastAsia="Times New Roman" w:hAnsi="Times New Roman"/>
+          <w:sz w:val="22"/>
+          <w:szCs w:val="22"/>
+        </w:rPr>
+        <w:t xml:space="preserve">, </w:t>
+      </w:r>
+      <w:r>
+        <w:rPr>
+          <w:rFonts w:ascii="Consolas" w:cs="Consolas" w:eastAsia="Consolas" w:hAnsi="Consolas"/>
+          <w:sz w:val="20"/>
+          <w:szCs w:val="20"/>
+        </w:rPr>
+        <w:t xml:space="preserve">test_minimax_no_narrower_certificate</w:t>
       </w:r>
       <w:r>
         <w:rPr>

--- a/paper/contamsens_manuscript.docx
+++ b/paper/contamsens_manuscript.docx
@@ -1853,7 +1853,43 @@
           <w:sz w:val="22"/>
           <w:szCs w:val="22"/>
         </w:rPr>
-        <w:t xml:space="preserve"> memorization. Deliberate or repeated contamination (a benchmark recurring in a fine-tuning mix) saturates toward Λ = 1 no matter how diluted the corpus. Both movements dwarf the measured session-reproduction noise (≤ 0.039 on Λ̂_q95, from re-running identical configs on fresh GPU sessions; the clean-twin scores and contamination indices reproduce exactly). The practical consequences: the field range is </w:t>
+        <w:t xml:space="preserve"> memorization. Deliberate or repeated contamination (a benchmark recurring in a fine-tuning mix) saturates toward Λ = 1 no matter how diluted the corpus. A replication over three seeds and a second model sharpens what is stable and what is not. The consolidation endpoint replicates almost exactly: Λ̂_q95 at dose 4, mix 20 is 0.976, 0.988, 0.982 across seeds (range 0.012), and the dose-4 upward trend is monotone in every seed. The dose-1 </w:t>
+      </w:r>
+      <w:r>
+        <w:rPr>
+          <w:rFonts w:ascii="Times New Roman" w:cs="Times New Roman" w:eastAsia="Times New Roman" w:hAnsi="Times New Roman"/>
+          <w:i/>
+          <w:iCs/>
+          <w:sz w:val="22"/>
+          <w:szCs w:val="22"/>
+        </w:rPr>
+        <w:t xml:space="preserve">diluted endpoint</w:t>
+      </w:r>
+      <w:r>
+        <w:rPr>
+          <w:rFonts w:ascii="Times New Roman" w:cs="Times New Roman" w:eastAsia="Times New Roman" w:hAnsi="Times New Roman"/>
+          <w:sz w:val="22"/>
+          <w:szCs w:val="22"/>
+        </w:rPr>
+        <w:t xml:space="preserve"> also replicates inside the field range (0.286–0.346 across seeds). The dose-1 </w:t>
+      </w:r>
+      <w:r>
+        <w:rPr>
+          <w:rFonts w:ascii="Times New Roman" w:cs="Times New Roman" w:eastAsia="Times New Roman" w:hAnsi="Times New Roman"/>
+          <w:i/>
+          <w:iCs/>
+          <w:sz w:val="22"/>
+          <w:szCs w:val="22"/>
+        </w:rPr>
+        <w:t xml:space="preserve">concentrated starting point</w:t>
+      </w:r>
+      <w:r>
+        <w:rPr>
+          <w:rFonts w:ascii="Times New Roman" w:cs="Times New Roman" w:eastAsia="Times New Roman" w:hAnsi="Times New Roman"/>
+          <w:sz w:val="22"/>
+          <w:szCs w:val="22"/>
+        </w:rPr>
+        <w:t xml:space="preserve">, by contrast, is seed-noisy (0.27–0.58): a single light exposure produces an unstable memorization level, so we claim the diluted endpoint and the consolidation law as replicated findings and treat the concentrated dose-1 level as noisy. The 0.5B model shows the same structure at lower levels (dose-1 lift ≈ 0, dose-4 consolidation 0.68 → 0.76), consistent with the capacity law. The practical consequences: the field range is </w:t>
       </w:r>
       <w:r>
         <w:rPr>
@@ -2334,7 +2370,7 @@
         </w:rPr>
         <w:t xml:space="preserve">The protocol was pre-registered on the Open Science Framework (</w:t>
       </w:r>
-      <w:hyperlink w:history="1" r:id="rIdpqp0lcj426u__ss2siqwu">
+      <w:hyperlink w:history="1" r:id="rIddukfhxt088fhwz_zdha1n">
         <w:r>
           <w:rPr>
             <w:rFonts w:ascii="Times New Roman" w:cs="Times New Roman" w:eastAsia="Times New Roman" w:hAnsi="Times New Roman"/>
@@ -3665,7 +3701,7 @@
           <w:sz w:val="22"/>
           <w:szCs w:val="22"/>
         </w:rPr>
-        <w:t xml:space="preserve">(1) A1's channel shape is validated with real memorization at small scale, LLM scale, and now under corpus dilution (§7); the remaining gap is scale itself: our largest injection model is 1.5B parameters and the dilution sweep covers one model, one π, and a single seed per configuration (session-reproduction noise is measured at ≤ 0.039 on Λ̂_q95, well below the effects reported, but a multi-seed replication would still tighten it). The dose-1 dilution result lands inside the field range; whether that interpolation holds at 70B-scale pretraining is an extrapolation we flag, not a measurement we own. (2) In the single-draw binary regime (most current leaderboards), (Λ, π) enter only through their product; the 2-D frontier earns its second dimension only under repeated draws or provenance strata; we say so plainly, and §10 is the constructive answer. (3) Λ calibration from pre/post-cutoff comparisons can be confounded by temporal drift; the pre-registration pairs items on difficulty and reports calibration uncertainty. (4) Both case studies are exploratory; the headline audit is governed by a pre-registration frozen before any confirmatory Γ* is computed. (5) ε-spillover should vanish at LLM corpus scale but is measured, not assumed. (6) This artifact was audited by its own author (four forensic iterations, including a critical binary-regime guard); an independent adversarial audit is the correct next scrutiny.</w:t>
+        <w:t xml:space="preserve">(1) A1's channel shape is validated with real memorization at small scale, LLM scale, and now under corpus dilution (§7); the remaining gap is scale itself: our largest injection model is 1.5B parameters and the dilution sweep covers two models, one π, and three seeds. The replication showed seed noise is small where it matters (0.012 at the consolidation endpoint) and large at concentrated single exposure (0.31), and the per-claim conclusions quoted here are the seed-stable ones. The dose-1 diluted endpoint lands inside the field range in every seed; whether that interpolation holds at 70B-scale pretraining is an extrapolation we flag, not a measurement we own. (2) In the single-draw binary regime (most current leaderboards), (Λ, π) enter only through their product; the 2-D frontier earns its second dimension only under repeated draws or provenance strata; we say so plainly, and §10 is the constructive answer. (3) Λ calibration from pre/post-cutoff comparisons can be confounded by temporal drift; the pre-registration pairs items on difficulty and reports calibration uncertainty. (4) Both case studies are exploratory; the headline audit is governed by a pre-registration frozen before any confirmatory Γ* is computed. (5) ε-spillover should vanish at LLM corpus scale but is measured, not assumed. (6) This artifact was audited by its own author (four forensic iterations, including a critical binary-regime guard); an independent adversarial audit is the correct next scrutiny.</w:t>
       </w:r>
     </w:p>
     <w:p>
@@ -3751,7 +3787,7 @@
         </w:rPr>
         <w:t xml:space="preserve">Code, data artifacts, and this manuscript are public at </w:t>
       </w:r>
-      <w:hyperlink w:history="1" r:id="rIdlxisbnrxhjeqycr9dmiqq">
+      <w:hyperlink w:history="1" r:id="rIdcfu6fc2-qqr06jh-yivxy">
         <w:r>
           <w:rPr>
             <w:rFonts w:ascii="Times New Roman" w:cs="Times New Roman" w:eastAsia="Times New Roman" w:hAnsi="Times New Roman"/>
@@ -3849,7 +3885,7 @@
         </w:rPr>
         <w:t xml:space="preserve">The confirmatory analysis (§9.1) was pre-registered at </w:t>
       </w:r>
-      <w:hyperlink w:history="1" r:id="rId_mfycooxwonqjdkudptri">
+      <w:hyperlink w:history="1" r:id="rIduknjvqrbx4ou8miuw2tcz">
         <w:r>
           <w:rPr>
             <w:rFonts w:ascii="Times New Roman" w:cs="Times New Roman" w:eastAsia="Times New Roman" w:hAnsi="Times New Roman"/>

--- a/paper/contamsens_manuscript.docx
+++ b/paper/contamsens_manuscript.docx
@@ -2370,7 +2370,7 @@
         </w:rPr>
         <w:t xml:space="preserve">The protocol was pre-registered on the Open Science Framework (</w:t>
       </w:r>
-      <w:hyperlink w:history="1" r:id="rIddukfhxt088fhwz_zdha1n">
+      <w:hyperlink w:history="1" r:id="rId1wcfk37yvyrn_sbvjhlat">
         <w:r>
           <w:rPr>
             <w:rFonts w:ascii="Times New Roman" w:cs="Times New Roman" w:eastAsia="Times New Roman" w:hAnsi="Times New Roman"/>
@@ -3701,7 +3701,23 @@
           <w:sz w:val="22"/>
           <w:szCs w:val="22"/>
         </w:rPr>
-        <w:t xml:space="preserve">(1) A1's channel shape is validated with real memorization at small scale, LLM scale, and now under corpus dilution (§7); the remaining gap is scale itself: our largest injection model is 1.5B parameters and the dilution sweep covers two models, one π, and three seeds. The replication showed seed noise is small where it matters (0.012 at the consolidation endpoint) and large at concentrated single exposure (0.31), and the per-claim conclusions quoted here are the seed-stable ones. The dose-1 diluted endpoint lands inside the field range in every seed; whether that interpolation holds at 70B-scale pretraining is an extrapolation we flag, not a measurement we own. (2) In the single-draw binary regime (most current leaderboards), (Λ, π) enter only through their product; the 2-D frontier earns its second dimension only under repeated draws or provenance strata; we say so plainly, and §10 is the constructive answer. (3) Λ calibration from pre/post-cutoff comparisons can be confounded by temporal drift; the pre-registration pairs items on difficulty and reports calibration uncertainty. (4) Both case studies are exploratory; the headline audit is governed by a pre-registration frozen before any confirmatory Γ* is computed. (5) ε-spillover should vanish at LLM corpus scale but is measured, not assumed. (6) This artifact was audited by its own author (four forensic iterations, including a critical binary-regime guard); an independent adversarial audit is the correct next scrutiny.</w:t>
+        <w:t xml:space="preserve">(1) A1's channel shape is validated with real memorization at small scale, LLM scale, and now under corpus dilution (§7); the remaining gap is scale itself: our largest injection model is 1.5B parameters and the dilution sweep covers two models, one π, and three seeds. The replication showed seed noise is small where it matters (0.012 at the consolidation endpoint) and large at concentrated single exposure (0.31), and the per-claim conclusions quoted here are the seed-stable ones. The dose-1 diluted endpoint lands inside the field range in every seed; whether that interpolation holds at 70B-scale pretraining is an extrapolation we flag, not a measurement we own. (2) In the single-draw binary regime (most current leaderboards), (Λ, π) enter only through their product; the 2-D frontier earns its second dimension only under repeated draws or provenance strata; we say so plainly, and §10 is the constructive answer. (3) Λ calibration from pre/post-cutoff comparisons can be confounded by temporal drift; the pre-registration pairs items on difficulty and reports calibration uncertainty. (4) Both case studies are exploratory; the headline audit is governed by a pre-registration frozen before any confirmatory Γ* is computed. (5) ε-spillover should vanish at LLM corpus scale but is measured, not assumed. (6) This artifact was audited by its own author (four forensic iterations, including a critical binary-regime guard); an independent adversarial audit is the correct next scrutiny, and has not yet happened. We do not paper over this. The repository carries a verification log recording every attempt to re-run the artifact, each entry labelled by the runner's independence; at the time of writing it contains one author-level entry, which established only that the replication instructions execute from a clean clone (and fixed a step that did not). Readers can therefore see the absence of independent verification rather than infer it. The fifteen-minute path is documented in </w:t>
+      </w:r>
+      <w:r>
+        <w:rPr>
+          <w:rFonts w:ascii="Consolas" w:cs="Consolas" w:eastAsia="Consolas" w:hAnsi="Consolas"/>
+          <w:sz w:val="20"/>
+          <w:szCs w:val="20"/>
+        </w:rPr>
+        <w:t xml:space="preserve">REPLICATION.md</w:t>
+      </w:r>
+      <w:r>
+        <w:rPr>
+          <w:rFonts w:ascii="Times New Roman" w:cs="Times New Roman" w:eastAsia="Times New Roman" w:hAnsi="Times New Roman"/>
+          <w:sz w:val="22"/>
+          <w:szCs w:val="22"/>
+        </w:rPr>
+        <w:t xml:space="preserve">, and discrepancy reports of any size are solicited.</w:t>
       </w:r>
     </w:p>
     <w:p>
@@ -3787,7 +3803,7 @@
         </w:rPr>
         <w:t xml:space="preserve">Code, data artifacts, and this manuscript are public at </w:t>
       </w:r>
-      <w:hyperlink w:history="1" r:id="rIdcfu6fc2-qqr06jh-yivxy">
+      <w:hyperlink w:history="1" r:id="rIdtn9quuihvxdmgvtdkzwmi">
         <w:r>
           <w:rPr>
             <w:rFonts w:ascii="Times New Roman" w:cs="Times New Roman" w:eastAsia="Times New Roman" w:hAnsi="Times New Roman"/>
@@ -3885,7 +3901,7 @@
         </w:rPr>
         <w:t xml:space="preserve">The confirmatory analysis (§9.1) was pre-registered at </w:t>
       </w:r>
-      <w:hyperlink w:history="1" r:id="rIduknjvqrbx4ou8miuw2tcz">
+      <w:hyperlink w:history="1" r:id="rIdifivkxbz_hlen-sq7pkvb">
         <w:r>
           <w:rPr>
             <w:rFonts w:ascii="Times New Roman" w:cs="Times New Roman" w:eastAsia="Times New Roman" w:hAnsi="Times New Roman"/>

--- a/paper/contamsens_manuscript.docx
+++ b/paper/contamsens_manuscript.docx
@@ -2370,7 +2370,7 @@
         </w:rPr>
         <w:t xml:space="preserve">The protocol was pre-registered on the Open Science Framework (</w:t>
       </w:r>
-      <w:hyperlink w:history="1" r:id="rId1wcfk37yvyrn_sbvjhlat">
+      <w:hyperlink w:history="1" r:id="rIdooykm08hrozigqr1guxes">
         <w:r>
           <w:rPr>
             <w:rFonts w:ascii="Times New Roman" w:cs="Times New Roman" w:eastAsia="Times New Roman" w:hAnsi="Times New Roman"/>
@@ -3701,7 +3701,23 @@
           <w:sz w:val="22"/>
           <w:szCs w:val="22"/>
         </w:rPr>
-        <w:t xml:space="preserve">(1) A1's channel shape is validated with real memorization at small scale, LLM scale, and now under corpus dilution (§7); the remaining gap is scale itself: our largest injection model is 1.5B parameters and the dilution sweep covers two models, one π, and three seeds. The replication showed seed noise is small where it matters (0.012 at the consolidation endpoint) and large at concentrated single exposure (0.31), and the per-claim conclusions quoted here are the seed-stable ones. The dose-1 diluted endpoint lands inside the field range in every seed; whether that interpolation holds at 70B-scale pretraining is an extrapolation we flag, not a measurement we own. (2) In the single-draw binary regime (most current leaderboards), (Λ, π) enter only through their product; the 2-D frontier earns its second dimension only under repeated draws or provenance strata; we say so plainly, and §10 is the constructive answer. (3) Λ calibration from pre/post-cutoff comparisons can be confounded by temporal drift; the pre-registration pairs items on difficulty and reports calibration uncertainty. (4) Both case studies are exploratory; the headline audit is governed by a pre-registration frozen before any confirmatory Γ* is computed. (5) ε-spillover should vanish at LLM corpus scale but is measured, not assumed. (6) This artifact was audited by its own author (four forensic iterations, including a critical binary-regime guard); an independent adversarial audit is the correct next scrutiny, and has not yet happened. We do not paper over this. The repository carries a verification log recording every attempt to re-run the artifact, each entry labelled by the runner's independence; at the time of writing it contains one author-level entry, which established only that the replication instructions execute from a clean clone (and fixed a step that did not). Readers can therefore see the absence of independent verification rather than infer it. The fifteen-minute path is documented in </w:t>
+        <w:t xml:space="preserve">(1) A1's channel shape is validated with real memorization at small scale, LLM scale, and now under corpus dilution (§7); the remaining gap is scale itself: our largest injection model is 1.5B parameters and the dilution sweep covers two models, one π, and three seeds. The replication showed seed noise is small where it matters (0.012 at the consolidation endpoint) and large at concentrated single exposure (0.31), and the per-claim conclusions quoted here are the seed-stable ones. The dose-1 diluted endpoint lands inside the field range in every seed; whether that interpolation holds at 70B-scale pretraining is an extrapolation we flag, not a measurement we own. (2) In the single-draw binary regime (most current leaderboards), (Λ, π) enter only through their product; the 2-D frontier earns its second dimension only under repeated draws or provenance strata; we say so plainly, and §10 is the constructive answer. (3) Λ calibration from pre/post-cutoff comparisons can be confounded by temporal drift; the pre-registration pairs items on difficulty and reports calibration uncertainty. (4) Both case studies are exploratory; the headline audit is governed by a pre-registration frozen before any confirmatory Γ* is computed. (5) ε-spillover should vanish at LLM corpus scale but is measured, not assumed. (6) This artifact was audited by its own author (four forensic iterations, including a critical binary-regime guard); an independent adversarial audit is the correct next scrutiny, and has not yet happened. We do not paper over this. The repository carries a verification log recording every attempt to re-run the artifact, each entry labelled by the runner's independence. It currently holds two. The first is author-level and established only that the replication instructions execute from a clean clone, after fixing a step that did not. The second is coauthor-level: a second author cloned the public repository and re-derived every file in </w:t>
+      </w:r>
+      <w:r>
+        <w:rPr>
+          <w:rFonts w:ascii="Consolas" w:cs="Consolas" w:eastAsia="Consolas" w:hAnsi="Consolas"/>
+          <w:sz w:val="20"/>
+          <w:szCs w:val="20"/>
+        </w:rPr>
+        <w:t xml:space="preserve">results/</w:t>
+      </w:r>
+      <w:r>
+        <w:rPr>
+          <w:rFonts w:ascii="Times New Roman" w:cs="Times New Roman" w:eastAsia="Times New Roman" w:hAnsi="Times New Roman"/>
+          <w:sz w:val="22"/>
+          <w:szCs w:val="22"/>
+        </w:rPr>
+        <w:t xml:space="preserve"> byte-identically, all steps passing. Both ran on the same machine and interpreter, so neither speaks to cross-platform reproduction, and neither is independent in the sense that matters here. Readers can see the state of verification rather than infer it. The fifteen-minute path is documented in </w:t>
       </w:r>
       <w:r>
         <w:rPr>
@@ -3803,7 +3819,7 @@
         </w:rPr>
         <w:t xml:space="preserve">Code, data artifacts, and this manuscript are public at </w:t>
       </w:r>
-      <w:hyperlink w:history="1" r:id="rIdtn9quuihvxdmgvtdkzwmi">
+      <w:hyperlink w:history="1" r:id="rIdt3qatdumgtjsmja8h7isd">
         <w:r>
           <w:rPr>
             <w:rFonts w:ascii="Times New Roman" w:cs="Times New Roman" w:eastAsia="Times New Roman" w:hAnsi="Times New Roman"/>
@@ -3901,7 +3917,7 @@
         </w:rPr>
         <w:t xml:space="preserve">The confirmatory analysis (§9.1) was pre-registered at </w:t>
       </w:r>
-      <w:hyperlink w:history="1" r:id="rIdifivkxbz_hlen-sq7pkvb">
+      <w:hyperlink w:history="1" r:id="rId7j1fjsnfeppwgsz4ezesn">
         <w:r>
           <w:rPr>
             <w:rFonts w:ascii="Times New Roman" w:cs="Times New Roman" w:eastAsia="Times New Roman" w:hAnsi="Times New Roman"/>
